--- a/downloads/documents/05 Materials/Unit 05/Slides/Slides 05.19 - Careers in Textiles Apparel and Design and Unit 5 Review and Test.docx
+++ b/downloads/documents/05 Materials/Unit 05/Slides/Slides 05.19 - Careers in Textiles Apparel and Design and Unit 5 Review and Test.docx
@@ -6,9 +6,9 @@
       <w:pPr>
         <w:pStyle w:val="Heading1"/>
       </w:pPr>
-      <w:bookmarkStart w:id="20" w:name="X80acfe2c23d4a621775c93901d718ae0a5353d9"/>
-      <w:r>
-        <w:t xml:space="preserve">Slides 05.19: Careers in Textiles, Apparel, and Design, and Unit 5 Review and Test</w:t>
+      <w:bookmarkStart w:id="20" w:name="X278ee0c364feb11261532900b578e3dad926838"/>
+      <w:r>
+        <w:t xml:space="preserve">Slides 5.19: Careers in Textiles, Apparel, and Design, and Unit 5 Review and Test</w:t>
       </w:r>
       <w:bookmarkEnd w:id="20"/>
     </w:p>

--- a/downloads/documents/05 Materials/Unit 05/Slides/Slides 05.19 - Careers in Textiles Apparel and Design and Unit 5 Review and Test.docx
+++ b/downloads/documents/05 Materials/Unit 05/Slides/Slides 05.19 - Careers in Textiles Apparel and Design and Unit 5 Review and Test.docx
@@ -1852,7 +1852,7 @@
         <w:pStyle w:val="Compact"/>
       </w:pPr>
       <w:r>
-        <w:t xml:space="preserve">20 items.</w:t>
+        <w:t xml:space="preserve">21 items.</w:t>
       </w:r>
     </w:p>
     <w:p>
